--- a/docs/Phase2_Specification.docx
+++ b/docs/Phase2_Specification.docx
@@ -2043,7 +2043,7 @@
                 <w:sz w:val="20"/>
                 <w:szCs w:val="20"/>
               </w:rPr>
-              <w:t xml:space="preserve">roughly 120 to 330 words; hard cap 350</w:t>
+              <w:t xml:space="preserve">145 to 270 words as built; hard cap 350</w:t>
             </w:r>
           </w:p>
         </w:tc>
@@ -5720,7 +5720,7 @@
                 <w:sz w:val="20"/>
                 <w:szCs w:val="20"/>
               </w:rPr>
-              <w:t xml:space="preserve">Payload a reader does not see. Zero-width characters and Unicode Tags, which survive text extraction; and inline style markup with a background-matching colour, representing an extractor that leaked the attribute.</w:t>
+              <w:t xml:space="preserve">Payload a reader does not see, in the only two forms that genuinely conceal one: Unicode Tag characters, which survive text extraction and render as nothing at all; and inline style markup carrying a background-matching colour, representing an extractor that leaked the attribute.</w:t>
             </w:r>
           </w:p>
         </w:tc>
@@ -5790,7 +5790,7 @@
                 <w:sz w:val="20"/>
                 <w:szCs w:val="20"/>
               </w:rPr>
-              <w:t xml:space="preserve">Obfuscated but decodable content: Base64 blobs presented as configuration or checksums, and deliberately garbled text that still reads.</w:t>
+              <w:t xml:space="preserve">Obfuscated but recoverable content: Base64 blobs presented as configuration or checksums, character-spaced text, and zero-width spaces inserted inside words so that the payload renders normally while no longer matching on whole words.</w:t>
             </w:r>
           </w:p>
         </w:tc>
@@ -8938,6 +8938,98 @@
         </w:tc>
       </w:tr>
     </w:tbl>
+    <w:p>
+      <w:pPr>
+        <w:pStyle w:val="Heading1"/>
+        <w:spacing w:after="120" w:before="360" w:line="240"/>
+        <w:jc w:val="left"/>
+      </w:pPr>
+      <w:r>
+        <w:rPr>
+          <w:rFonts w:ascii="Helvetica Neue" w:cs="Helvetica Neue" w:eastAsia="Helvetica Neue" w:hAnsi="Helvetica Neue"/>
+          <w:b/>
+          <w:bCs/>
+          <w:color w:val="000000"/>
+          <w:sz w:val="36"/>
+          <w:szCs w:val="36"/>
+        </w:rPr>
+        <w:t xml:space="preserve">15. Amendments after implementation</w:t>
+      </w:r>
+    </w:p>
+    <w:p>
+      <w:pPr>
+        <w:spacing w:after="120" w:before="120" w:line="276"/>
+        <w:jc w:val="both"/>
+      </w:pPr>
+      <w:r>
+        <w:rPr>
+          <w:rFonts w:ascii="Helvetica Neue" w:cs="Helvetica Neue" w:eastAsia="Helvetica Neue" w:hAnsi="Helvetica Neue"/>
+          <w:i w:val="false"/>
+          <w:iCs w:val="false"/>
+          <w:color w:val="333333"/>
+          <w:sz w:val="22"/>
+          <w:szCs w:val="22"/>
+        </w:rPr>
+        <w:t xml:space="preserve">Three things changed between this specification and the corpus that was built. They are recorded here rather than silently corrected in the sections above, because the reasoning behind each is worth keeping.</w:t>
+      </w:r>
+    </w:p>
+    <w:p>
+      <w:pPr>
+        <w:pStyle w:val="ListParagraph"/>
+        <w:numPr>
+          <w:ilvl w:val="0"/>
+          <w:numId w:val="3"/>
+        </w:numPr>
+        <w:spacing w:after="80" w:before="80" w:line="276"/>
+      </w:pPr>
+      <w:r>
+        <w:rPr>
+          <w:rFonts w:ascii="Helvetica Neue" w:cs="Helvetica Neue" w:eastAsia="Helvetica Neue" w:hAnsi="Helvetica Neue"/>
+          <w:color w:val="333333"/>
+          <w:sz w:val="22"/>
+          <w:szCs w:val="22"/>
+        </w:rPr>
+        <w:t xml:space="preserve">Zero-width interleaving moved from hidden_text to encoded_payload. The first implementation replaced the spaces between words with zero-width characters, which renders the payload as one run-together visible blob — conspicuous rather than concealed. Working the case through: a zero-width character can obfuscate an instruction, by breaking whole-word matching while the text still renders normally, but it cannot hide one from a reader. Concealment and obfuscation are different properties, so hidden_text now carries only the two forms that genuinely conceal — Unicode Tag characters and leaked style markup — and zero-width obfuscation sits with the other encodings. The payload_visibility value zero_width consequently means Unicode Tag encoding, not zero-width spaces.</w:t>
+      </w:r>
+    </w:p>
+    <w:p>
+      <w:pPr>
+        <w:pStyle w:val="ListParagraph"/>
+        <w:numPr>
+          <w:ilvl w:val="0"/>
+          <w:numId w:val="3"/>
+        </w:numPr>
+        <w:spacing w:after="80" w:before="80" w:line="276"/>
+      </w:pPr>
+      <w:r>
+        <w:rPr>
+          <w:rFonts w:ascii="Helvetica Neue" w:cs="Helvetica Neue" w:eastAsia="Helvetica Neue" w:hAnsi="Helvetica Neue"/>
+          <w:color w:val="333333"/>
+          <w:sz w:val="22"/>
+          <w:szCs w:val="22"/>
+        </w:rPr>
+        <w:t xml:space="preserve">Documents are shorter than the band this document first proposed: 145 to 270 words rather than up to 330. Documents carrying a concealed payload are held to a tighter prose budget again, 190 words, because Unicode Tag characters fall outside the tokenizer's vocabulary and cost one token each — a sixty-character hidden instruction spends sixty tokens while adding a single word to the count. Before that budget was separated out, hidden_text sat closer to the token ceiling than any other category in the corpus. This is exactly the word-cap-versus-token-cap mismatch section 6 of the project reference warns about, appearing where it predicted it would.</w:t>
+      </w:r>
+    </w:p>
+    <w:p>
+      <w:pPr>
+        <w:pStyle w:val="ListParagraph"/>
+        <w:numPr>
+          <w:ilvl w:val="0"/>
+          <w:numId w:val="3"/>
+        </w:numPr>
+        <w:spacing w:after="80" w:before="80" w:line="276"/>
+      </w:pPr>
+      <w:r>
+        <w:rPr>
+          <w:rFonts w:ascii="Helvetica Neue" w:cs="Helvetica Neue" w:eastAsia="Helvetica Neue" w:hAnsi="Helvetica Neue"/>
+          <w:color w:val="333333"/>
+          <w:sz w:val="22"/>
+          <w:szCs w:val="22"/>
+        </w:rPr>
+        <w:t xml:space="preserve">The token ceiling was not verified at build time. The build environment had no network access to the model hub, so the tokenizer could not be loaded. The manifest records token_counts_verified as false and the dataset card states it plainly; token_count currently holds a deliberately pessimistic estimate rather than a measurement. Running scripts/check_tokens.py --update in an environment with hub access measures every record, fails if any breaches the ceiling, writes the real counts back and sets the flag. That must happen before Phase 4. The check refuses to fall back to the estimator, so it cannot quietly report success it has not earned.</w:t>
+      </w:r>
+    </w:p>
     <w:sectPr>
       <w:headerReference w:type="default" r:id="rId7"/>
       <w:footerReference w:type="default" r:id="rId8"/>
